--- a/example.docx
+++ b/example.docx
@@ -10,7 +10,9 @@
       <w:r>
         <w:rPr>
           <w:b/>
+          <w:i w:val="0"/>
           <w:sz w:val="28"/>
+          <w:u w:val="none"/>
         </w:rPr>
         <w:t>Example</w:t>
       </w:r>
@@ -22,7 +24,9 @@
       <w:r>
         <w:rPr>
           <w:b w:val="0"/>
+          <w:i w:val="0"/>
           <w:sz w:val="24"/>
+          <w:u w:val="none"/>
         </w:rPr>
         <w:t>Text and integers 12345; decimal 3.14159; Vietnamese Unicode: Toán học.</w:t>
         <w:br/>
@@ -78,38 +82,47 @@
           <m:t>1</m:t>
         </m:r>
         <m:r>
+          <m:rPr>
+            <m:nor/>
+          </m:rPr>
           <w:rPr>
             <w:rFonts w:ascii="Cambria Math" w:hAnsi="Cambria Math"/>
           </w:rPr>
           <m:t>=</m:t>
         </m:r>
-        <m:r>
-          <w:rPr>
-            <w:rFonts w:ascii="Cambria Math" w:hAnsi="Cambria Math"/>
-          </w:rPr>
-          <m:t>(</m:t>
-        </m:r>
-        <m:r>
-          <w:rPr>
-            <w:rFonts w:ascii="Cambria Math" w:hAnsi="Cambria Math"/>
-          </w:rPr>
-          <m:t>x</m:t>
-        </m:r>
-        <m:r>
-          <w:rPr>
-            <w:rFonts w:ascii="Cambria Math" w:hAnsi="Cambria Math"/>
-          </w:rPr>
-          <m:t>+</m:t>
-        </m:r>
-        <m:r>
-          <w:rPr>
-            <w:rFonts w:ascii="Cambria Math" w:hAnsi="Cambria Math"/>
-          </w:rPr>
-          <m:t>1</m:t>
-        </m:r>
         <m:sSup>
           <m:e>
             <m:r>
+              <m:rPr>
+                <m:nor/>
+              </m:rPr>
+              <w:rPr>
+                <w:rFonts w:ascii="Cambria Math" w:hAnsi="Cambria Math"/>
+              </w:rPr>
+              <m:t>(</m:t>
+            </m:r>
+            <m:r>
+              <w:rPr>
+                <w:rFonts w:ascii="Cambria Math" w:hAnsi="Cambria Math"/>
+              </w:rPr>
+              <m:t>x</m:t>
+            </m:r>
+            <m:r>
+              <w:rPr>
+                <w:rFonts w:ascii="Cambria Math" w:hAnsi="Cambria Math"/>
+              </w:rPr>
+              <m:t>+</m:t>
+            </m:r>
+            <m:r>
+              <w:rPr>
+                <w:rFonts w:ascii="Cambria Math" w:hAnsi="Cambria Math"/>
+              </w:rPr>
+              <m:t>1</m:t>
+            </m:r>
+            <m:r>
+              <m:rPr>
+                <m:nor/>
+              </m:rPr>
               <w:rPr>
                 <w:rFonts w:ascii="Cambria Math" w:hAnsi="Cambria Math"/>
               </w:rPr>
@@ -129,7 +142,9 @@
       <w:r>
         <w:rPr>
           <w:b w:val="0"/>
+          <w:i w:val="0"/>
           <w:sz w:val="24"/>
+          <w:u w:val="none"/>
         </w:rPr>
         <w:t>.</w:t>
       </w:r>
@@ -183,21 +198,24 @@
                   </m:r>
                 </m:sup>
               </m:sSup>
+              <m:r>
+                <w:rPr>
+                  <w:rFonts w:ascii="Cambria Math" w:hAnsi="Cambria Math"/>
+                </w:rPr>
+                <m:t>d</m:t>
+              </m:r>
+              <m:r>
+                <w:rPr>
+                  <w:rFonts w:ascii="Cambria Math" w:hAnsi="Cambria Math"/>
+                </w:rPr>
+                <m:t>x</m:t>
+              </m:r>
             </m:e>
           </m:nary>
           <m:r>
-            <w:rPr>
-              <w:rFonts w:ascii="Cambria Math" w:hAnsi="Cambria Math"/>
-            </w:rPr>
-            <m:t>d</m:t>
-          </m:r>
-          <m:r>
-            <w:rPr>
-              <w:rFonts w:ascii="Cambria Math" w:hAnsi="Cambria Math"/>
-            </w:rPr>
-            <m:t>x</m:t>
-          </m:r>
-          <m:r>
+            <m:rPr>
+              <m:nor/>
+            </m:rPr>
             <w:rPr>
               <w:rFonts w:ascii="Cambria Math" w:hAnsi="Cambria Math"/>
             </w:rPr>
@@ -243,7 +261,7 @@
       <w:r xmlns:a="http://schemas.openxmlformats.org/drawingml/2006/main">
         <w:drawing>
           <wp:inline distT="45720" distB="45720" distL="0" distR="0">
-            <wp:extent cx="3492000" cy="2664000"/>
+            <wp:extent cx="3520800" cy="2484000"/>
             <wp:effectExtent l="0" t="0" r="0" b="0"/>
             <wp:docPr id="101" name="EditableMathShapeGroup_101"/>
             <wp:cNvGraphicFramePr/>
@@ -254,9 +272,9 @@
                   <wpg:grpSpPr>
                     <a:xfrm>
                       <a:off x="0" y="0"/>
-                      <a:ext cx="3492000" cy="2664000"/>
+                      <a:ext cx="3520800" cy="2484000"/>
                       <a:chOff x="0" y="0"/>
-                      <a:chExt cx="3492000" cy="2664000"/>
+                      <a:chExt cx="3520800" cy="2484000"/>
                     </a:xfrm>
                   </wpg:grpSpPr>
                   <wps:wsp>
@@ -264,7 +282,7 @@
                     <wps:spPr>
                       <a:xfrm>
                         <a:off x="0" y="0"/>
-                        <a:ext cx="3492000" cy="2664000"/>
+                        <a:ext cx="3520800" cy="2484000"/>
                       </a:xfrm>
                       <a:prstGeom prst="rect">
                         <a:avLst/>
@@ -280,8 +298,8 @@
                     <wps:cNvSpPr/>
                     <wps:spPr>
                       <a:xfrm>
-                        <a:off x="414000" y="504000"/>
-                        <a:ext cx="2520000" cy="1800000"/>
+                        <a:off x="684000" y="486000"/>
+                        <a:ext cx="2116800" cy="1512000"/>
                       </a:xfrm>
                       <a:custGeom>
                         <a:avLst/>
@@ -290,15 +308,15 @@
                         <a:cxnLst/>
                         <a:rect l="0" t="0" r="r" b="b"/>
                         <a:pathLst>
-                          <a:path w="2520000" h="1800000">
+                          <a:path w="2116800" h="1512000">
                             <a:moveTo>
-                              <a:pt x="0" y="1800000"/>
+                              <a:pt x="0" y="1512000"/>
                             </a:moveTo>
                             <a:lnTo>
-                              <a:pt x="2520000" y="1800000"/>
+                              <a:pt x="2116800" y="1512000"/>
                             </a:lnTo>
                             <a:lnTo>
-                              <a:pt x="2520000" y="0"/>
+                              <a:pt x="2116800" y="0"/>
                             </a:lnTo>
                             <a:lnTo>
                               <a:pt x="0" y="0"/>
@@ -320,8 +338,8 @@
                     <wps:cNvSpPr/>
                     <wps:spPr>
                       <a:xfrm>
-                        <a:off x="666000" y="761143"/>
-                        <a:ext cx="2016000" cy="1285714"/>
+                        <a:off x="895680" y="702000"/>
+                        <a:ext cx="1693440" cy="1080000"/>
                       </a:xfrm>
                       <a:custGeom>
                         <a:avLst/>
@@ -330,309 +348,309 @@
                         <a:cxnLst/>
                         <a:rect l="0" t="0" r="r" b="b"/>
                         <a:pathLst>
-                          <a:path w="2016000" h="1285714">
+                          <a:path w="1693440" h="1080000">
                             <a:moveTo>
                               <a:pt x="0" y="0"/>
                             </a:moveTo>
                             <a:cubicBezTo>
-                              <a:pt x="5600" y="14048"/>
-                              <a:pt x="22400" y="56667"/>
-                              <a:pt x="33600" y="84286"/>
+                              <a:pt x="4704" y="11800"/>
+                              <a:pt x="18816" y="47600"/>
+                              <a:pt x="28224" y="70800"/>
                             </a:cubicBezTo>
                             <a:cubicBezTo>
-                              <a:pt x="44800" y="111905"/>
-                              <a:pt x="56000" y="139047"/>
-                              <a:pt x="67200" y="165714"/>
+                              <a:pt x="37632" y="94000"/>
+                              <a:pt x="47040" y="116800"/>
+                              <a:pt x="56448" y="139200"/>
                             </a:cubicBezTo>
                             <a:cubicBezTo>
-                              <a:pt x="78400" y="192381"/>
-                              <a:pt x="89600" y="218572"/>
-                              <a:pt x="100800" y="244286"/>
+                              <a:pt x="65856" y="161600"/>
+                              <a:pt x="75264" y="183600"/>
+                              <a:pt x="84672" y="205200"/>
                             </a:cubicBezTo>
                             <a:cubicBezTo>
-                              <a:pt x="112000" y="270000"/>
-                              <a:pt x="123200" y="295238"/>
-                              <a:pt x="134400" y="320000"/>
+                              <a:pt x="94080" y="226800"/>
+                              <a:pt x="103488" y="248000"/>
+                              <a:pt x="112896" y="268800"/>
                             </a:cubicBezTo>
                             <a:cubicBezTo>
-                              <a:pt x="145600" y="344762"/>
-                              <a:pt x="156800" y="369048"/>
-                              <a:pt x="168000" y="392857"/>
+                              <a:pt x="122304" y="289600"/>
+                              <a:pt x="131712" y="310000"/>
+                              <a:pt x="141120" y="330000"/>
                             </a:cubicBezTo>
                             <a:cubicBezTo>
-                              <a:pt x="179200" y="416666"/>
-                              <a:pt x="190400" y="440000"/>
-                              <a:pt x="201600" y="462857"/>
+                              <a:pt x="150528" y="350000"/>
+                              <a:pt x="159936" y="369600"/>
+                              <a:pt x="169344" y="388800"/>
                             </a:cubicBezTo>
                             <a:cubicBezTo>
-                              <a:pt x="212800" y="485714"/>
-                              <a:pt x="224000" y="508095"/>
-                              <a:pt x="235200" y="530000"/>
+                              <a:pt x="178752" y="408000"/>
+                              <a:pt x="188160" y="426800"/>
+                              <a:pt x="197568" y="445200"/>
                             </a:cubicBezTo>
                             <a:cubicBezTo>
-                              <a:pt x="246400" y="551905"/>
-                              <a:pt x="257600" y="573334"/>
-                              <a:pt x="268800" y="594286"/>
+                              <a:pt x="206976" y="463600"/>
+                              <a:pt x="216384" y="481600"/>
+                              <a:pt x="225792" y="499200"/>
                             </a:cubicBezTo>
                             <a:cubicBezTo>
-                              <a:pt x="280000" y="615238"/>
-                              <a:pt x="291200" y="635714"/>
-                              <a:pt x="302400" y="655714"/>
+                              <a:pt x="235200" y="516800"/>
+                              <a:pt x="244608" y="534000"/>
+                              <a:pt x="254016" y="550800"/>
                             </a:cubicBezTo>
                             <a:cubicBezTo>
-                              <a:pt x="313600" y="675714"/>
-                              <a:pt x="324800" y="695238"/>
-                              <a:pt x="336000" y="714286"/>
+                              <a:pt x="263424" y="567600"/>
+                              <a:pt x="272832" y="584000"/>
+                              <a:pt x="282240" y="600000"/>
                             </a:cubicBezTo>
                             <a:cubicBezTo>
-                              <a:pt x="347200" y="733334"/>
-                              <a:pt x="358400" y="751905"/>
-                              <a:pt x="369600" y="770000"/>
+                              <a:pt x="291648" y="616000"/>
+                              <a:pt x="301056" y="631600"/>
+                              <a:pt x="310464" y="646800"/>
                             </a:cubicBezTo>
                             <a:cubicBezTo>
-                              <a:pt x="380800" y="788095"/>
-                              <a:pt x="392000" y="805714"/>
-                              <a:pt x="403200" y="822857"/>
+                              <a:pt x="319872" y="662000"/>
+                              <a:pt x="329280" y="676800"/>
+                              <a:pt x="338688" y="691200"/>
                             </a:cubicBezTo>
                             <a:cubicBezTo>
-                              <a:pt x="414400" y="840000"/>
-                              <a:pt x="425600" y="856666"/>
-                              <a:pt x="436800" y="872857"/>
+                              <a:pt x="348096" y="705600"/>
+                              <a:pt x="357504" y="719600"/>
+                              <a:pt x="366912" y="733200"/>
                             </a:cubicBezTo>
                             <a:cubicBezTo>
-                              <a:pt x="448000" y="889048"/>
-                              <a:pt x="459200" y="904762"/>
-                              <a:pt x="470400" y="920000"/>
+                              <a:pt x="376320" y="746800"/>
+                              <a:pt x="385728" y="760000"/>
+                              <a:pt x="395136" y="772800"/>
                             </a:cubicBezTo>
                             <a:cubicBezTo>
-                              <a:pt x="481600" y="935238"/>
-                              <a:pt x="492800" y="950000"/>
-                              <a:pt x="504000" y="964286"/>
+                              <a:pt x="404544" y="785600"/>
+                              <a:pt x="413952" y="798000"/>
+                              <a:pt x="423360" y="810000"/>
                             </a:cubicBezTo>
                             <a:cubicBezTo>
-                              <a:pt x="515200" y="978572"/>
-                              <a:pt x="526400" y="992381"/>
-                              <a:pt x="537600" y="1005714"/>
+                              <a:pt x="432768" y="822000"/>
+                              <a:pt x="442176" y="833600"/>
+                              <a:pt x="451584" y="844800"/>
                             </a:cubicBezTo>
                             <a:cubicBezTo>
-                              <a:pt x="548800" y="1019047"/>
-                              <a:pt x="560000" y="1031905"/>
-                              <a:pt x="571200" y="1044286"/>
+                              <a:pt x="460992" y="856000"/>
+                              <a:pt x="470400" y="866800"/>
+                              <a:pt x="479808" y="877200"/>
                             </a:cubicBezTo>
                             <a:cubicBezTo>
-                              <a:pt x="582400" y="1056667"/>
-                              <a:pt x="593600" y="1068572"/>
-                              <a:pt x="604800" y="1080000"/>
+                              <a:pt x="489216" y="887600"/>
+                              <a:pt x="498624" y="897600"/>
+                              <a:pt x="508032" y="907200"/>
                             </a:cubicBezTo>
                             <a:cubicBezTo>
-                              <a:pt x="616000" y="1091428"/>
-                              <a:pt x="627200" y="1102381"/>
-                              <a:pt x="638400" y="1112857"/>
+                              <a:pt x="517440" y="916800"/>
+                              <a:pt x="526848" y="926000"/>
+                              <a:pt x="536256" y="934800"/>
                             </a:cubicBezTo>
                             <a:cubicBezTo>
-                              <a:pt x="649600" y="1123333"/>
-                              <a:pt x="660800" y="1133333"/>
-                              <a:pt x="672000" y="1142857"/>
+                              <a:pt x="545664" y="943600"/>
+                              <a:pt x="555072" y="952000"/>
+                              <a:pt x="564480" y="960000"/>
                             </a:cubicBezTo>
                             <a:cubicBezTo>
-                              <a:pt x="683200" y="1152381"/>
-                              <a:pt x="694400" y="1161428"/>
-                              <a:pt x="705600" y="1170000"/>
+                              <a:pt x="573888" y="968000"/>
+                              <a:pt x="583296" y="975600"/>
+                              <a:pt x="592704" y="982800"/>
                             </a:cubicBezTo>
                             <a:cubicBezTo>
-                              <a:pt x="716800" y="1178572"/>
-                              <a:pt x="728000" y="1186667"/>
-                              <a:pt x="739200" y="1194286"/>
+                              <a:pt x="602112" y="990000"/>
+                              <a:pt x="611520" y="996800"/>
+                              <a:pt x="620928" y="1003200"/>
                             </a:cubicBezTo>
                             <a:cubicBezTo>
-                              <a:pt x="750400" y="1201905"/>
-                              <a:pt x="761600" y="1209047"/>
-                              <a:pt x="772800" y="1215714"/>
+                              <a:pt x="630336" y="1009600"/>
+                              <a:pt x="639744" y="1015600"/>
+                              <a:pt x="649152" y="1021200"/>
                             </a:cubicBezTo>
                             <a:cubicBezTo>
-                              <a:pt x="784000" y="1222381"/>
-                              <a:pt x="795200" y="1228572"/>
-                              <a:pt x="806400" y="1234286"/>
+                              <a:pt x="658560" y="1026800"/>
+                              <a:pt x="667968" y="1032000"/>
+                              <a:pt x="677376" y="1036800"/>
                             </a:cubicBezTo>
                             <a:cubicBezTo>
-                              <a:pt x="817600" y="1240000"/>
-                              <a:pt x="828800" y="1245238"/>
-                              <a:pt x="840000" y="1250000"/>
+                              <a:pt x="686784" y="1041600"/>
+                              <a:pt x="696192" y="1046000"/>
+                              <a:pt x="705600" y="1050000"/>
                             </a:cubicBezTo>
                             <a:cubicBezTo>
-                              <a:pt x="851200" y="1254762"/>
-                              <a:pt x="862400" y="1259048"/>
-                              <a:pt x="873600" y="1262857"/>
+                              <a:pt x="715008" y="1054000"/>
+                              <a:pt x="724416" y="1057600"/>
+                              <a:pt x="733824" y="1060800"/>
                             </a:cubicBezTo>
                             <a:cubicBezTo>
-                              <a:pt x="884800" y="1266666"/>
-                              <a:pt x="896000" y="1270000"/>
-                              <a:pt x="907200" y="1272857"/>
+                              <a:pt x="743232" y="1064000"/>
+                              <a:pt x="752640" y="1066800"/>
+                              <a:pt x="762048" y="1069200"/>
                             </a:cubicBezTo>
                             <a:cubicBezTo>
-                              <a:pt x="918400" y="1275714"/>
-                              <a:pt x="929600" y="1278095"/>
-                              <a:pt x="940800" y="1280000"/>
+                              <a:pt x="771456" y="1071600"/>
+                              <a:pt x="780864" y="1073600"/>
+                              <a:pt x="790272" y="1075200"/>
                             </a:cubicBezTo>
                             <a:cubicBezTo>
-                              <a:pt x="952000" y="1281905"/>
-                              <a:pt x="963200" y="1283334"/>
-                              <a:pt x="974400" y="1284286"/>
+                              <a:pt x="799680" y="1076800"/>
+                              <a:pt x="809088" y="1078000"/>
+                              <a:pt x="818496" y="1078800"/>
                             </a:cubicBezTo>
                             <a:cubicBezTo>
-                              <a:pt x="985600" y="1285238"/>
-                              <a:pt x="996800" y="1285714"/>
-                              <a:pt x="1008000" y="1285714"/>
+                              <a:pt x="827904" y="1079600"/>
+                              <a:pt x="837312" y="1080000"/>
+                              <a:pt x="846720" y="1080000"/>
                             </a:cubicBezTo>
                             <a:cubicBezTo>
-                              <a:pt x="1019200" y="1285714"/>
-                              <a:pt x="1030400" y="1285238"/>
-                              <a:pt x="1041600" y="1284286"/>
+                              <a:pt x="856128" y="1080000"/>
+                              <a:pt x="865536" y="1079600"/>
+                              <a:pt x="874944" y="1078800"/>
                             </a:cubicBezTo>
                             <a:cubicBezTo>
-                              <a:pt x="1052800" y="1283334"/>
-                              <a:pt x="1064000" y="1281905"/>
-                              <a:pt x="1075200" y="1280000"/>
+                              <a:pt x="884352" y="1078000"/>
+                              <a:pt x="893760" y="1076800"/>
+                              <a:pt x="903168" y="1075200"/>
                             </a:cubicBezTo>
                             <a:cubicBezTo>
-                              <a:pt x="1086400" y="1278095"/>
-                              <a:pt x="1097600" y="1275714"/>
-                              <a:pt x="1108800" y="1272857"/>
+                              <a:pt x="912576" y="1073600"/>
+                              <a:pt x="921984" y="1071600"/>
+                              <a:pt x="931392" y="1069200"/>
                             </a:cubicBezTo>
                             <a:cubicBezTo>
-                              <a:pt x="1120000" y="1270000"/>
-                              <a:pt x="1131200" y="1266666"/>
-                              <a:pt x="1142400" y="1262857"/>
+                              <a:pt x="940800" y="1066800"/>
+                              <a:pt x="950208" y="1064000"/>
+                              <a:pt x="959616" y="1060800"/>
                             </a:cubicBezTo>
                             <a:cubicBezTo>
-                              <a:pt x="1153600" y="1259048"/>
-                              <a:pt x="1164800" y="1254762"/>
-                              <a:pt x="1176000" y="1250000"/>
+                              <a:pt x="969024" y="1057600"/>
+                              <a:pt x="978432" y="1054000"/>
+                              <a:pt x="987840" y="1050000"/>
                             </a:cubicBezTo>
                             <a:cubicBezTo>
-                              <a:pt x="1187200" y="1245238"/>
-                              <a:pt x="1198400" y="1240000"/>
-                              <a:pt x="1209600" y="1234286"/>
+                              <a:pt x="997248" y="1046000"/>
+                              <a:pt x="1006656" y="1041600"/>
+                              <a:pt x="1016064" y="1036800"/>
                             </a:cubicBezTo>
                             <a:cubicBezTo>
-                              <a:pt x="1220800" y="1228572"/>
-                              <a:pt x="1232000" y="1222381"/>
-                              <a:pt x="1243200" y="1215714"/>
+                              <a:pt x="1025472" y="1032000"/>
+                              <a:pt x="1034880" y="1026800"/>
+                              <a:pt x="1044288" y="1021200"/>
                             </a:cubicBezTo>
                             <a:cubicBezTo>
-                              <a:pt x="1254400" y="1209047"/>
-                              <a:pt x="1265600" y="1201905"/>
-                              <a:pt x="1276800" y="1194286"/>
+                              <a:pt x="1053696" y="1015600"/>
+                              <a:pt x="1063104" y="1009600"/>
+                              <a:pt x="1072512" y="1003200"/>
                             </a:cubicBezTo>
                             <a:cubicBezTo>
-                              <a:pt x="1288000" y="1186667"/>
-                              <a:pt x="1299200" y="1178572"/>
-                              <a:pt x="1310400" y="1170000"/>
+                              <a:pt x="1081920" y="996800"/>
+                              <a:pt x="1091328" y="990000"/>
+                              <a:pt x="1100736" y="982800"/>
                             </a:cubicBezTo>
                             <a:cubicBezTo>
-                              <a:pt x="1321600" y="1161428"/>
-                              <a:pt x="1332800" y="1152381"/>
-                              <a:pt x="1344000" y="1142857"/>
+                              <a:pt x="1110144" y="975600"/>
+                              <a:pt x="1119552" y="968000"/>
+                              <a:pt x="1128960" y="960000"/>
                             </a:cubicBezTo>
                             <a:cubicBezTo>
-                              <a:pt x="1355200" y="1133333"/>
-                              <a:pt x="1366400" y="1123333"/>
-                              <a:pt x="1377600" y="1112857"/>
+                              <a:pt x="1138368" y="952000"/>
+                              <a:pt x="1147776" y="943600"/>
+                              <a:pt x="1157184" y="934800"/>
                             </a:cubicBezTo>
                             <a:cubicBezTo>
-                              <a:pt x="1388800" y="1102381"/>
-                              <a:pt x="1400000" y="1091428"/>
-                              <a:pt x="1411200" y="1080000"/>
+                              <a:pt x="1166592" y="926000"/>
+                              <a:pt x="1176000" y="916800"/>
+                              <a:pt x="1185408" y="907200"/>
                             </a:cubicBezTo>
                             <a:cubicBezTo>
-                              <a:pt x="1422400" y="1068572"/>
-                              <a:pt x="1433600" y="1056667"/>
-                              <a:pt x="1444800" y="1044286"/>
+                              <a:pt x="1194816" y="897600"/>
+                              <a:pt x="1204224" y="887600"/>
+                              <a:pt x="1213632" y="877200"/>
                             </a:cubicBezTo>
                             <a:cubicBezTo>
-                              <a:pt x="1456000" y="1031905"/>
-                              <a:pt x="1467200" y="1019047"/>
-                              <a:pt x="1478400" y="1005714"/>
+                              <a:pt x="1223040" y="866800"/>
+                              <a:pt x="1232448" y="856000"/>
+                              <a:pt x="1241856" y="844800"/>
                             </a:cubicBezTo>
                             <a:cubicBezTo>
-                              <a:pt x="1489600" y="992381"/>
-                              <a:pt x="1500800" y="978572"/>
-                              <a:pt x="1512000" y="964286"/>
+                              <a:pt x="1251264" y="833600"/>
+                              <a:pt x="1260672" y="822000"/>
+                              <a:pt x="1270080" y="810000"/>
                             </a:cubicBezTo>
                             <a:cubicBezTo>
-                              <a:pt x="1523200" y="950000"/>
-                              <a:pt x="1534400" y="935238"/>
-                              <a:pt x="1545600" y="920000"/>
+                              <a:pt x="1279488" y="798000"/>
+                              <a:pt x="1288896" y="785600"/>
+                              <a:pt x="1298304" y="772800"/>
                             </a:cubicBezTo>
                             <a:cubicBezTo>
-                              <a:pt x="1556800" y="904762"/>
-                              <a:pt x="1568000" y="889048"/>
-                              <a:pt x="1579200" y="872857"/>
+                              <a:pt x="1307712" y="760000"/>
+                              <a:pt x="1317120" y="746800"/>
+                              <a:pt x="1326528" y="733200"/>
                             </a:cubicBezTo>
                             <a:cubicBezTo>
-                              <a:pt x="1590400" y="856666"/>
-                              <a:pt x="1601600" y="840000"/>
-                              <a:pt x="1612800" y="822857"/>
+                              <a:pt x="1335936" y="719600"/>
+                              <a:pt x="1345344" y="705600"/>
+                              <a:pt x="1354752" y="691200"/>
                             </a:cubicBezTo>
                             <a:cubicBezTo>
-                              <a:pt x="1624000" y="805714"/>
-                              <a:pt x="1635200" y="788095"/>
-                              <a:pt x="1646400" y="770000"/>
+                              <a:pt x="1364160" y="676800"/>
+                              <a:pt x="1373568" y="662000"/>
+                              <a:pt x="1382976" y="646800"/>
                             </a:cubicBezTo>
                             <a:cubicBezTo>
-                              <a:pt x="1657600" y="751905"/>
-                              <a:pt x="1668800" y="733334"/>
-                              <a:pt x="1680000" y="714286"/>
+                              <a:pt x="1392384" y="631600"/>
+                              <a:pt x="1401792" y="616000"/>
+                              <a:pt x="1411200" y="600000"/>
                             </a:cubicBezTo>
                             <a:cubicBezTo>
-                              <a:pt x="1691200" y="695238"/>
-                              <a:pt x="1702400" y="675714"/>
-                              <a:pt x="1713600" y="655714"/>
+                              <a:pt x="1420608" y="584000"/>
+                              <a:pt x="1430016" y="567600"/>
+                              <a:pt x="1439424" y="550800"/>
                             </a:cubicBezTo>
                             <a:cubicBezTo>
-                              <a:pt x="1724800" y="635714"/>
-                              <a:pt x="1736000" y="615238"/>
-                              <a:pt x="1747200" y="594286"/>
+                              <a:pt x="1448832" y="534000"/>
+                              <a:pt x="1458240" y="516800"/>
+                              <a:pt x="1467648" y="499200"/>
                             </a:cubicBezTo>
                             <a:cubicBezTo>
-                              <a:pt x="1758400" y="573334"/>
-                              <a:pt x="1769600" y="551905"/>
-                              <a:pt x="1780800" y="530000"/>
+                              <a:pt x="1477056" y="481600"/>
+                              <a:pt x="1486464" y="463600"/>
+                              <a:pt x="1495872" y="445200"/>
                             </a:cubicBezTo>
                             <a:cubicBezTo>
-                              <a:pt x="1792000" y="508095"/>
-                              <a:pt x="1803200" y="485714"/>
-                              <a:pt x="1814400" y="462857"/>
+                              <a:pt x="1505280" y="426800"/>
+                              <a:pt x="1514688" y="408000"/>
+                              <a:pt x="1524096" y="388800"/>
                             </a:cubicBezTo>
                             <a:cubicBezTo>
-                              <a:pt x="1825600" y="440000"/>
-                              <a:pt x="1836800" y="416666"/>
-                              <a:pt x="1848000" y="392857"/>
+                              <a:pt x="1533504" y="369600"/>
+                              <a:pt x="1542912" y="350000"/>
+                              <a:pt x="1552320" y="330000"/>
                             </a:cubicBezTo>
                             <a:cubicBezTo>
-                              <a:pt x="1859200" y="369048"/>
-                              <a:pt x="1870400" y="344762"/>
-                              <a:pt x="1881600" y="320000"/>
+                              <a:pt x="1561728" y="310000"/>
+                              <a:pt x="1571136" y="289600"/>
+                              <a:pt x="1580544" y="268800"/>
                             </a:cubicBezTo>
                             <a:cubicBezTo>
-                              <a:pt x="1892800" y="295238"/>
-                              <a:pt x="1904000" y="270000"/>
-                              <a:pt x="1915200" y="244286"/>
+                              <a:pt x="1589952" y="248000"/>
+                              <a:pt x="1599360" y="226800"/>
+                              <a:pt x="1608768" y="205200"/>
                             </a:cubicBezTo>
                             <a:cubicBezTo>
-                              <a:pt x="1926400" y="218572"/>
-                              <a:pt x="1937600" y="192381"/>
-                              <a:pt x="1948800" y="165714"/>
+                              <a:pt x="1618176" y="183600"/>
+                              <a:pt x="1627584" y="161600"/>
+                              <a:pt x="1636992" y="139200"/>
                             </a:cubicBezTo>
                             <a:cubicBezTo>
-                              <a:pt x="1960000" y="139047"/>
-                              <a:pt x="1971200" y="111905"/>
-                              <a:pt x="1982400" y="84286"/>
+                              <a:pt x="1646400" y="116800"/>
+                              <a:pt x="1655808" y="94000"/>
+                              <a:pt x="1665216" y="70800"/>
                             </a:cubicBezTo>
                             <a:cubicBezTo>
-                              <a:pt x="1993600" y="56667"/>
-                              <a:pt x="2010400" y="14048"/>
-                              <a:pt x="2016000" y="0"/>
+                              <a:pt x="1674624" y="47600"/>
+                              <a:pt x="1688736" y="11800"/>
+                              <a:pt x="1693440" y="0"/>
                             </a:cubicBezTo>
                           </a:path>
                         </a:pathLst>
@@ -650,8 +668,8 @@
                     <wps:cNvSpPr/>
                     <wps:spPr>
                       <a:xfrm flipV="1">
-                        <a:off x="666000" y="504000"/>
-                        <a:ext cx="0" cy="1800000"/>
+                        <a:off x="895680" y="486000"/>
+                        <a:ext cx="0" cy="1512000"/>
                       </a:xfrm>
                       <a:prstGeom prst="line">
                         <a:avLst/>
@@ -669,8 +687,8 @@
                     <wps:cNvSpPr/>
                     <wps:spPr>
                       <a:xfrm flipV="1">
-                        <a:off x="1170000" y="504000"/>
-                        <a:ext cx="0" cy="1800000"/>
+                        <a:off x="1319040" y="486000"/>
+                        <a:ext cx="0" cy="1512000"/>
                       </a:xfrm>
                       <a:prstGeom prst="line">
                         <a:avLst/>
@@ -688,8 +706,8 @@
                     <wps:cNvSpPr/>
                     <wps:spPr>
                       <a:xfrm flipV="1">
-                        <a:off x="1674000" y="504000"/>
-                        <a:ext cx="0" cy="1800000"/>
+                        <a:off x="1742400" y="486000"/>
+                        <a:ext cx="0" cy="1512000"/>
                       </a:xfrm>
                       <a:prstGeom prst="line">
                         <a:avLst/>
@@ -707,8 +725,8 @@
                     <wps:cNvSpPr/>
                     <wps:spPr>
                       <a:xfrm flipV="1">
-                        <a:off x="2178000" y="504000"/>
-                        <a:ext cx="0" cy="1800000"/>
+                        <a:off x="2165760" y="486000"/>
+                        <a:ext cx="0" cy="1512000"/>
                       </a:xfrm>
                       <a:prstGeom prst="line">
                         <a:avLst/>
@@ -726,8 +744,8 @@
                     <wps:cNvSpPr/>
                     <wps:spPr>
                       <a:xfrm flipV="1">
-                        <a:off x="2682000" y="504000"/>
-                        <a:ext cx="0" cy="1800000"/>
+                        <a:off x="2589120" y="486000"/>
+                        <a:ext cx="0" cy="1512000"/>
                       </a:xfrm>
                       <a:prstGeom prst="line">
                         <a:avLst/>
@@ -745,8 +763,8 @@
                     <wps:cNvSpPr/>
                     <wps:spPr>
                       <a:xfrm>
-                        <a:off x="414000" y="2046857"/>
-                        <a:ext cx="2520000" cy="0"/>
+                        <a:off x="684000" y="1782000"/>
+                        <a:ext cx="2116800" cy="0"/>
                       </a:xfrm>
                       <a:prstGeom prst="line">
                         <a:avLst/>
@@ -764,8 +782,8 @@
                     <wps:cNvSpPr/>
                     <wps:spPr>
                       <a:xfrm>
-                        <a:off x="414000" y="1725429"/>
-                        <a:ext cx="2520000" cy="0"/>
+                        <a:off x="684000" y="1512000"/>
+                        <a:ext cx="2116800" cy="0"/>
                       </a:xfrm>
                       <a:prstGeom prst="line">
                         <a:avLst/>
@@ -783,8 +801,8 @@
                     <wps:cNvSpPr/>
                     <wps:spPr>
                       <a:xfrm>
-                        <a:off x="414000" y="1404000"/>
-                        <a:ext cx="2520000" cy="0"/>
+                        <a:off x="684000" y="1242000"/>
+                        <a:ext cx="2116800" cy="0"/>
                       </a:xfrm>
                       <a:prstGeom prst="line">
                         <a:avLst/>
@@ -802,8 +820,8 @@
                     <wps:cNvSpPr/>
                     <wps:spPr>
                       <a:xfrm>
-                        <a:off x="414000" y="1082571"/>
-                        <a:ext cx="2520000" cy="0"/>
+                        <a:off x="684000" y="972000"/>
+                        <a:ext cx="2116800" cy="0"/>
                       </a:xfrm>
                       <a:prstGeom prst="line">
                         <a:avLst/>
@@ -821,8 +839,8 @@
                     <wps:cNvSpPr/>
                     <wps:spPr>
                       <a:xfrm>
-                        <a:off x="414000" y="761143"/>
-                        <a:ext cx="2520000" cy="0"/>
+                        <a:off x="684000" y="702000"/>
+                        <a:ext cx="2116800" cy="0"/>
                       </a:xfrm>
                       <a:prstGeom prst="line">
                         <a:avLst/>
@@ -840,7 +858,7 @@
                     <wps:cNvSpPr/>
                     <wps:spPr>
                       <a:xfrm flipV="1">
-                        <a:off x="666000" y="2260800"/>
+                        <a:off x="895680" y="1954800"/>
                         <a:ext cx="0" cy="43200"/>
                       </a:xfrm>
                       <a:prstGeom prst="line">
@@ -858,7 +876,7 @@
                     <wps:cNvSpPr/>
                     <wps:spPr>
                       <a:xfrm flipV="1">
-                        <a:off x="1170000" y="2260800"/>
+                        <a:off x="1319040" y="1954800"/>
                         <a:ext cx="0" cy="43200"/>
                       </a:xfrm>
                       <a:prstGeom prst="line">
@@ -876,7 +894,7 @@
                     <wps:cNvSpPr/>
                     <wps:spPr>
                       <a:xfrm flipV="1">
-                        <a:off x="1674000" y="2260800"/>
+                        <a:off x="1742400" y="1954800"/>
                         <a:ext cx="0" cy="43200"/>
                       </a:xfrm>
                       <a:prstGeom prst="line">
@@ -894,7 +912,7 @@
                     <wps:cNvSpPr/>
                     <wps:spPr>
                       <a:xfrm flipV="1">
-                        <a:off x="2178000" y="2260800"/>
+                        <a:off x="2165760" y="1954800"/>
                         <a:ext cx="0" cy="43200"/>
                       </a:xfrm>
                       <a:prstGeom prst="line">
@@ -912,7 +930,7 @@
                     <wps:cNvSpPr/>
                     <wps:spPr>
                       <a:xfrm flipV="1">
-                        <a:off x="2682000" y="2260800"/>
+                        <a:off x="2589120" y="1954800"/>
                         <a:ext cx="0" cy="43200"/>
                       </a:xfrm>
                       <a:prstGeom prst="line">
@@ -930,7 +948,7 @@
                     <wps:cNvSpPr/>
                     <wps:spPr>
                       <a:xfrm>
-                        <a:off x="414000" y="2046857"/>
+                        <a:off x="684000" y="1782000"/>
                         <a:ext cx="43200" cy="0"/>
                       </a:xfrm>
                       <a:prstGeom prst="line">
@@ -948,7 +966,7 @@
                     <wps:cNvSpPr/>
                     <wps:spPr>
                       <a:xfrm>
-                        <a:off x="414000" y="1725429"/>
+                        <a:off x="684000" y="1512000"/>
                         <a:ext cx="43200" cy="0"/>
                       </a:xfrm>
                       <a:prstGeom prst="line">
@@ -966,7 +984,7 @@
                     <wps:cNvSpPr/>
                     <wps:spPr>
                       <a:xfrm>
-                        <a:off x="414000" y="1404000"/>
+                        <a:off x="684000" y="1242000"/>
                         <a:ext cx="43200" cy="0"/>
                       </a:xfrm>
                       <a:prstGeom prst="line">
@@ -984,7 +1002,7 @@
                     <wps:cNvSpPr/>
                     <wps:spPr>
                       <a:xfrm>
-                        <a:off x="414000" y="1082571"/>
+                        <a:off x="684000" y="972000"/>
                         <a:ext cx="43200" cy="0"/>
                       </a:xfrm>
                       <a:prstGeom prst="line">
@@ -1002,7 +1020,7 @@
                     <wps:cNvSpPr/>
                     <wps:spPr>
                       <a:xfrm>
-                        <a:off x="414000" y="761143"/>
+                        <a:off x="684000" y="702000"/>
                         <a:ext cx="43200" cy="0"/>
                       </a:xfrm>
                       <a:prstGeom prst="line">
@@ -1020,8 +1038,8 @@
                     <wps:cNvSpPr txBox="1"/>
                     <wps:spPr>
                       <a:xfrm>
-                        <a:off x="496000" y="2354000"/>
-                        <a:ext cx="340000" cy="230000"/>
+                        <a:off x="787680" y="2040000"/>
+                        <a:ext cx="216000" cy="200000"/>
                       </a:xfrm>
                       <a:prstGeom prst="rect">
                         <a:avLst/>
@@ -1063,8 +1081,8 @@
                     <wps:cNvSpPr txBox="1"/>
                     <wps:spPr>
                       <a:xfrm>
-                        <a:off x="1000000" y="2354000"/>
-                        <a:ext cx="340000" cy="230000"/>
+                        <a:off x="1211040" y="2040000"/>
+                        <a:ext cx="216000" cy="200000"/>
                       </a:xfrm>
                       <a:prstGeom prst="rect">
                         <a:avLst/>
@@ -1106,8 +1124,8 @@
                     <wps:cNvSpPr txBox="1"/>
                     <wps:spPr>
                       <a:xfrm>
-                        <a:off x="1546500" y="2354000"/>
-                        <a:ext cx="255000" cy="230000"/>
+                        <a:off x="1652400" y="2040000"/>
+                        <a:ext cx="180000" cy="200000"/>
                       </a:xfrm>
                       <a:prstGeom prst="rect">
                         <a:avLst/>
@@ -1143,8 +1161,8 @@
                     <wps:cNvSpPr txBox="1"/>
                     <wps:spPr>
                       <a:xfrm>
-                        <a:off x="2050500" y="2354000"/>
-                        <a:ext cx="255000" cy="230000"/>
+                        <a:off x="2075760" y="2040000"/>
+                        <a:ext cx="180000" cy="200000"/>
                       </a:xfrm>
                       <a:prstGeom prst="rect">
                         <a:avLst/>
@@ -1180,8 +1198,8 @@
                     <wps:cNvSpPr txBox="1"/>
                     <wps:spPr>
                       <a:xfrm>
-                        <a:off x="2554500" y="2354000"/>
-                        <a:ext cx="255000" cy="230000"/>
+                        <a:off x="2499120" y="2040000"/>
+                        <a:ext cx="180000" cy="200000"/>
                       </a:xfrm>
                       <a:prstGeom prst="rect">
                         <a:avLst/>
@@ -1217,8 +1235,8 @@
                     <wps:cNvSpPr txBox="1"/>
                     <wps:spPr>
                       <a:xfrm>
-                        <a:off x="98200" y="1931857"/>
-                        <a:ext cx="255000" cy="230000"/>
+                        <a:off x="451200" y="1682000"/>
+                        <a:ext cx="180000" cy="200000"/>
                       </a:xfrm>
                       <a:prstGeom prst="rect">
                         <a:avLst/>
@@ -1254,8 +1272,8 @@
                     <wps:cNvSpPr txBox="1"/>
                     <wps:spPr>
                       <a:xfrm>
-                        <a:off x="98200" y="1610429"/>
-                        <a:ext cx="255000" cy="230000"/>
+                        <a:off x="451200" y="1412000"/>
+                        <a:ext cx="180000" cy="200000"/>
                       </a:xfrm>
                       <a:prstGeom prst="rect">
                         <a:avLst/>
@@ -1291,8 +1309,8 @@
                     <wps:cNvSpPr txBox="1"/>
                     <wps:spPr>
                       <a:xfrm>
-                        <a:off x="98200" y="1289000"/>
-                        <a:ext cx="255000" cy="230000"/>
+                        <a:off x="451200" y="1142000"/>
+                        <a:ext cx="180000" cy="200000"/>
                       </a:xfrm>
                       <a:prstGeom prst="rect">
                         <a:avLst/>
@@ -1328,8 +1346,8 @@
                     <wps:cNvSpPr txBox="1"/>
                     <wps:spPr>
                       <a:xfrm>
-                        <a:off x="98200" y="967571"/>
-                        <a:ext cx="255000" cy="230000"/>
+                        <a:off x="451200" y="872000"/>
+                        <a:ext cx="180000" cy="200000"/>
                       </a:xfrm>
                       <a:prstGeom prst="rect">
                         <a:avLst/>
@@ -1365,8 +1383,8 @@
                     <wps:cNvSpPr txBox="1"/>
                     <wps:spPr>
                       <a:xfrm>
-                        <a:off x="98200" y="646143"/>
-                        <a:ext cx="255000" cy="230000"/>
+                        <a:off x="451200" y="602000"/>
+                        <a:ext cx="180000" cy="200000"/>
                       </a:xfrm>
                       <a:prstGeom prst="rect">
                         <a:avLst/>
@@ -1402,8 +1420,8 @@
                     <wps:cNvSpPr txBox="1"/>
                     <wps:spPr>
                       <a:xfrm>
-                        <a:off x="1546500" y="2434000"/>
-                        <a:ext cx="255000" cy="230000"/>
+                        <a:off x="1652400" y="2220000"/>
+                        <a:ext cx="180000" cy="200000"/>
                       </a:xfrm>
                       <a:prstGeom prst="rect">
                         <a:avLst/>
@@ -1439,8 +1457,8 @@
                     <wps:cNvSpPr txBox="1"/>
                     <wps:spPr>
                       <a:xfrm>
-                        <a:off x="0" y="1289000"/>
-                        <a:ext cx="255000" cy="230000"/>
+                        <a:off x="246000" y="1142000"/>
+                        <a:ext cx="180000" cy="200000"/>
                       </a:xfrm>
                       <a:prstGeom prst="rect">
                         <a:avLst/>
@@ -1495,7 +1513,9 @@
       <w:r>
         <w:rPr>
           <w:b w:val="0"/>
+          <w:i w:val="0"/>
           <w:sz w:val="21"/>
+          <w:u w:val="none"/>
         </w:rPr>
         <w:t>Illustrative plot generated with PGFPlots.</w:t>
       </w:r>
@@ -1534,13 +1554,16 @@
           </w:tcPr>
           <w:p>
             <w:pPr>
+              <w:keepNext/>
               <w:spacing w:before="40" w:after="40"/>
               <w:jc w:val="left"/>
             </w:pPr>
             <w:r>
               <w:rPr>
                 <w:b/>
+                <w:i w:val="0"/>
                 <w:sz w:val="22"/>
+                <w:u w:val="none"/>
               </w:rPr>
               <w:t>Item</w:t>
             </w:r>
@@ -1566,13 +1589,16 @@
           </w:tcPr>
           <w:p>
             <w:pPr>
+              <w:keepNext/>
               <w:spacing w:before="40" w:after="40"/>
               <w:jc w:val="right"/>
             </w:pPr>
             <w:r>
               <w:rPr>
                 <w:b/>
+                <w:i w:val="0"/>
                 <w:sz w:val="22"/>
+                <w:u w:val="none"/>
               </w:rPr>
               <w:t>Value</w:t>
             </w:r>
@@ -1602,13 +1628,16 @@
           </w:tcPr>
           <w:p>
             <w:pPr>
+              <w:keepNext/>
               <w:spacing w:before="40" w:after="40"/>
               <w:jc w:val="left"/>
             </w:pPr>
             <w:r>
               <w:rPr>
                 <w:b w:val="0"/>
+                <w:i w:val="0"/>
                 <w:sz w:val="22"/>
+                <w:u w:val="none"/>
               </w:rPr>
               <w:t>A</w:t>
             </w:r>
@@ -1633,13 +1662,16 @@
           </w:tcPr>
           <w:p>
             <w:pPr>
+              <w:keepNext/>
               <w:spacing w:before="40" w:after="40"/>
               <w:jc w:val="right"/>
             </w:pPr>
             <w:r>
               <w:rPr>
                 <w:b w:val="0"/>
+                <w:i w:val="0"/>
                 <w:sz w:val="22"/>
+                <w:u w:val="none"/>
               </w:rPr>
               <w:t>25</w:t>
             </w:r>
@@ -1675,7 +1707,9 @@
             <w:r>
               <w:rPr>
                 <w:b w:val="0"/>
+                <w:i w:val="0"/>
                 <w:sz w:val="22"/>
+                <w:u w:val="none"/>
               </w:rPr>
               <w:t>B</w:t>
             </w:r>
@@ -1706,7 +1740,9 @@
             <w:r>
               <w:rPr>
                 <w:b w:val="0"/>
+                <w:i w:val="0"/>
                 <w:sz w:val="22"/>
+                <w:u w:val="none"/>
               </w:rPr>
               <w:t>35</w:t>
             </w:r>
